--- a/public/gallery/examples/ux-designer/ja/resume.docx
+++ b/public/gallery/examples/ux-designer/ja/resume.docx
@@ -66,7 +66,7 @@
         </w:rPr>
         <w:t xml:space="preserve">📧 </w:t>
       </w:r>
-      <w:hyperlink w:history="1" r:id="rIdrfh_zfwvv5mrbncbeg7ff">
+      <w:hyperlink w:history="1" r:id="rId70zcpdoq6yanev3lw7jtl">
         <w:r>
           <w:rPr>
             <w:sz w:val="18"/>
@@ -89,7 +89,7 @@
         </w:rPr>
         <w:t xml:space="preserve">🔗 </w:t>
       </w:r>
-      <w:hyperlink w:history="1" r:id="rId0p6piesutrr0trwtduygd">
+      <w:hyperlink w:history="1" r:id="rId1vtaxjwizj6oovcmjovnw">
         <w:r>
           <w:rPr>
             <w:sz w:val="18"/>
@@ -124,7 +124,7 @@
         <w:spacing w:after="200" w:line="276"/>
         <w:jc w:val="center"/>
       </w:pPr>
-      <w:hyperlink w:history="1" r:id="rIdtrvwdm3bsdlsynoyremgx">
+      <w:hyperlink w:history="1" r:id="rIdjeqrx22v417tc8otf3ful">
         <w:r>
           <w:rPr>
             <w:sz w:val="18"/>
@@ -140,7 +140,7 @@
         </w:rPr>
         <w:t xml:space="preserve"> • </w:t>
       </w:r>
-      <w:hyperlink w:history="1" r:id="rIdzzmxoegtxmc-fwvd7bwqm">
+      <w:hyperlink w:history="1" r:id="rIdqwsoxubvjnlifzkro-o5z">
         <w:r>
           <w:rPr>
             <w:sz w:val="18"/>
@@ -268,7 +268,7 @@
         </w:rPr>
         <w:t xml:space="preserve">	</w:t>
       </w:r>
-      <w:hyperlink w:history="1" r:id="rIdn74dykeffqmzkf6d7llsp">
+      <w:hyperlink w:history="1" r:id="rIds8g3rdyzt9kkbxonmk9y9">
         <w:r>
           <w:rPr>
             <w:sz w:val="18"/>
@@ -412,7 +412,7 @@
         </w:rPr>
         <w:t xml:space="preserve">	</w:t>
       </w:r>
-      <w:hyperlink w:history="1" r:id="rIdnlo8iatvtm9uijdhaz2sr">
+      <w:hyperlink w:history="1" r:id="rId44teigzncwww24b6lfxpj">
         <w:r>
           <w:rPr>
             <w:sz w:val="18"/>
@@ -575,7 +575,7 @@
         </w:rPr>
         <w:t xml:space="preserve">	</w:t>
       </w:r>
-      <w:hyperlink w:history="1" r:id="rIdgwsudq8ibg1h7u7erm6m8">
+      <w:hyperlink w:history="1" r:id="rId-gwg9hybphjs--cr1w3fu">
         <w:r>
           <w:rPr>
             <w:sz w:val="18"/>
@@ -1022,7 +1022,7 @@
         </w:rPr>
         <w:t xml:space="preserve">	</w:t>
       </w:r>
-      <w:hyperlink w:history="1" r:id="rIdsdqtow8avby0z6sts8ww_">
+      <w:hyperlink w:history="1" r:id="rIdhtuyo57b6ddmzhi3iyklb">
         <w:r>
           <w:rPr>
             <w:sz w:val="18"/>
@@ -1088,7 +1088,7 @@
         </w:rPr>
         <w:t xml:space="preserve">	</w:t>
       </w:r>
-      <w:hyperlink w:history="1" r:id="rIdod_oezenuhk8xtpuzambg">
+      <w:hyperlink w:history="1" r:id="rIdcaoek4cydnwdcov8hazdh">
         <w:r>
           <w:rPr>
             <w:sz w:val="18"/>
@@ -1173,7 +1173,7 @@
         </w:rPr>
         <w:t xml:space="preserve">	</w:t>
       </w:r>
-      <w:hyperlink w:history="1" r:id="rId0j7ug8vrbp5sy8cjba-o7">
+      <w:hyperlink w:history="1" r:id="rIdqsjkbfzd4zrj4xm1b18qn">
         <w:r>
           <w:rPr>
             <w:sz w:val="18"/>
@@ -1270,7 +1270,7 @@
         </w:rPr>
         <w:t xml:space="preserve">	</w:t>
       </w:r>
-      <w:hyperlink w:history="1" r:id="rIda8t0ijf3hscb-w5n1ep07">
+      <w:hyperlink w:history="1" r:id="rIde-yxgxaawfupxmllnfszg">
         <w:r>
           <w:rPr>
             <w:sz w:val="18"/>
@@ -1494,7 +1494,7 @@
         </w:rPr>
         <w:t xml:space="preserve">	</w:t>
       </w:r>
-      <w:hyperlink w:history="1" r:id="rId7p9jbml7t__z6nbbaif33">
+      <w:hyperlink w:history="1" r:id="rId6z3bdgq4vi1kdrsu9d-ks">
         <w:r>
           <w:rPr>
             <w:sz w:val="18"/>
